--- a/Volume 1/Chapter 10 - Data Structures/SPA_Vol1_Ch10_Lesson10_5a_Queues_EXTENDED.docx
+++ b/Volume 1/Chapter 10 - Data Structures/SPA_Vol1_Ch10_Lesson10_5a_Queues_EXTENDED.docx
@@ -588,7 +588,7 @@
         <w:pStyle w:val="ListBullet"/>
       </w:pPr>
       <w:r>
-        <w:t>A check only prints Checking; a real check would connect to the port, as Lesson 7.10's client does, and is not repeated here.</w:t>
+        <w:t>A check only prints Checking; a real check would connect to the port, as Lesson 7.10a's clients do (a contract has no network, so Solidity's would run outside the chain), and is not repeated here.</w:t>
       </w:r>
     </w:p>
     <w:p>
@@ -979,7 +979,7 @@
         <w:keepNext/>
       </w:pPr>
       <w:r>
-        <w:t>[profile.default]</w:t>
+        <w:t>[profile.default]  # Remember, the settings forge uses by default.</w:t>
       </w:r>
     </w:p>
     <w:p>
@@ -2481,7 +2481,7 @@
         <w:pStyle w:val="SourceCode"/>
       </w:pPr>
       <w:r>
-        <w:t xml:space="preserve">    ; Checking; a real check would connect to the port, as Lesson 7.10's</w:t>
+        <w:t xml:space="preserve">    ; Checking; a real check would connect to the port, as Lesson 7.10a's</w:t>
       </w:r>
     </w:p>
     <w:p>
@@ -4028,7 +4028,7 @@
         <w:pStyle w:val="SourceCode"/>
       </w:pPr>
       <w:r>
-        <w:t xml:space="preserve">    ; Checking; a real check would connect to the port, as Lesson 7.10's</w:t>
+        <w:t xml:space="preserve">    ; Checking; a real check would connect to the port, as Lesson 7.10a's</w:t>
       </w:r>
     </w:p>
     <w:p>
@@ -8555,7 +8555,7 @@
         <w:pStyle w:val="SourceCode"/>
       </w:pPr>
       <w:r>
-        <w:t xml:space="preserve">    // port, as Lesson 7.10's client does.</w:t>
+        <w:t xml:space="preserve">    // port, as Lesson 7.10a's client does.</w:t>
       </w:r>
     </w:p>
     <w:p>
@@ -10417,7 +10417,7 @@
         <w:pStyle w:val="SourceCode"/>
       </w:pPr>
       <w:r>
-        <w:t xml:space="preserve">    %% connect to the port, as Lesson 7.10's client does.</w:t>
+        <w:t xml:space="preserve">    %% connect to the port, as Lesson 7.10a's client does.</w:t>
       </w:r>
     </w:p>
     <w:p>
@@ -12393,15 +12393,15 @@
         <w:pStyle w:val="SourceCode"/>
       </w:pPr>
       <w:r>
-        <w:t xml:space="preserve">        // prints Checking; a real check would connect to the port, as</w:t>
-      </w:r>
-    </w:p>
-    <w:p>
-      <w:pPr>
-        <w:pStyle w:val="SourceCode"/>
-      </w:pPr>
-      <w:r>
-        <w:t xml:space="preserve">        // Lesson 7.10's client does.</w:t>
+        <w:t xml:space="preserve">        // prints Checking; a contract has no network to connect with</w:t>
+      </w:r>
+    </w:p>
+    <w:p>
+      <w:pPr>
+        <w:pStyle w:val="SourceCode"/>
+      </w:pPr>
+      <w:r>
+        <w:t xml:space="preserve">        // (Lesson 7.10a), so a real check would run outside the chain.</w:t>
       </w:r>
     </w:p>
     <w:p>
@@ -14333,7 +14333,7 @@
     </w:p>
     <w:p>
       <w:r>
-        <w:t>The worker falls behind, so dns-01 is refused. Let the worker catch up first: in each Production-Minded program, check one more task directly before dns-01 is offered. Before you run it, predict which lines will change.</w:t>
+        <w:t>The worker falls behind, so dns-01 is refused. Let the worker catch up first: in each Production-Minded program, check one more task directly before dns-01 is offered, and update the comment above the web-02 line: dns-01 is no longer refused. Before you run it, predict which lines will change.</w:t>
       </w:r>
     </w:p>
     <w:p>
@@ -15201,31 +15201,31 @@
       </w:rPr>
     </w:lvl>
   </w:abstractNum>
-  <w:num w:numId="1" w16cid:durableId="1365867701">
+  <w:num w:numId="1" w16cid:durableId="999384549">
     <w:abstractNumId w:val="8"/>
   </w:num>
-  <w:num w:numId="2" w16cid:durableId="737167121">
+  <w:num w:numId="2" w16cid:durableId="383717613">
     <w:abstractNumId w:val="6"/>
   </w:num>
-  <w:num w:numId="3" w16cid:durableId="861361248">
+  <w:num w:numId="3" w16cid:durableId="1718968298">
     <w:abstractNumId w:val="5"/>
   </w:num>
-  <w:num w:numId="4" w16cid:durableId="1177619712">
+  <w:num w:numId="4" w16cid:durableId="1816489907">
     <w:abstractNumId w:val="4"/>
   </w:num>
-  <w:num w:numId="5" w16cid:durableId="1481119608">
+  <w:num w:numId="5" w16cid:durableId="85853109">
     <w:abstractNumId w:val="7"/>
   </w:num>
-  <w:num w:numId="6" w16cid:durableId="76556904">
+  <w:num w:numId="6" w16cid:durableId="1583178106">
     <w:abstractNumId w:val="3"/>
   </w:num>
-  <w:num w:numId="7" w16cid:durableId="487523894">
+  <w:num w:numId="7" w16cid:durableId="284501901">
     <w:abstractNumId w:val="2"/>
   </w:num>
-  <w:num w:numId="8" w16cid:durableId="1538812063">
+  <w:num w:numId="8" w16cid:durableId="2139570706">
     <w:abstractNumId w:val="1"/>
   </w:num>
-  <w:num w:numId="9" w16cid:durableId="1739085928">
+  <w:num w:numId="9" w16cid:durableId="1588073861">
     <w:abstractNumId w:val="0"/>
   </w:num>
 </w:numbering>
